--- a/Templates/шаблоны актов без залогов/физ реализация ВКЛ в РТК/Реализация принятие РТК.docx
+++ b/Templates/шаблоны актов без залогов/физ реализация ВКЛ в РТК/Реализация принятие РТК.docx
@@ -372,6 +372,9 @@
         </w:rPr>
       </w:pPr>
       <w:r>
+        <w:rPr>
+          <w:rFonts w:ascii="Times New Roman" w:hAnsi="Times New Roman" w:cs="Times New Roman"/>
+        </w:rPr>
         <w:t>ознакомившись с заявлением «[989]» (ОГРН [990], ИНН [991])</w:t>
       </w:r>
     </w:p>
@@ -388,6 +391,8 @@
         </w:rPr>
         <w:t xml:space="preserve">о включении требований в реестр кредиторов </w:t>
       </w:r>
+      <w:bookmarkStart w:id="0" w:name="_GoBack"/>
+      <w:bookmarkEnd w:id="0"/>
     </w:p>
     <w:p>
       <w:pPr>
@@ -422,6 +427,9 @@
         <w:ind w:firstLine="720"/>
         <w:contextualSpacing/>
         <w:jc w:val="both"/>
+        <w:rPr>
+          <w:rFonts w:ascii="Times New Roman" w:hAnsi="Times New Roman" w:cs="Times New Roman"/>
+        </w:rPr>
       </w:pPr>
       <w:r>
         <w:rPr>
@@ -469,13 +477,7 @@
         <w:rPr>
           <w:rFonts w:ascii="Times New Roman" w:eastAsia="Times New Roman" w:hAnsi="Times New Roman" w:cs="Times New Roman"/>
         </w:rPr>
-        <w:t>на сайте ЕФРСБ сообщение [11]</w:t>
-      </w:r>
-      <w:r>
-        <w:rPr>
-          <w:rFonts w:ascii="Times New Roman" w:eastAsia="Times New Roman" w:hAnsi="Times New Roman"/>
-        </w:rPr>
-        <w:t xml:space="preserve"> (сообщение №)[9].</w:t>
+        <w:t>на сайте ЕФРСБ сообщение [11] (сообщение №)[9].</w:t>
       </w:r>
     </w:p>
     <w:p>
@@ -488,7 +490,24 @@
         </w:rPr>
       </w:pPr>
       <w:r>
-        <w:t>В арбитражный суд [777] поступило (посредством сервиса подачи документов в электронном виде «Мой арбитр») заявление «[989]» о включении в третью очередь реестра требований кредиторов должника задолженности в размере  [12] руб., из которых: основной долг в размере [13] руб., просроченные проценты в размере  [14] руб., неустойка в размере  [15]руб.</w:t>
+        <w:rPr>
+          <w:rFonts w:ascii="Times New Roman" w:hAnsi="Times New Roman" w:cs="Times New Roman"/>
+        </w:rPr>
+        <w:t xml:space="preserve">В арбитражный суд [777] поступило (посредством сервиса подачи документов в электронном виде «Мой арбитр») заявление «[989]» о включении в третью очередь </w:t>
+      </w:r>
+      <w:proofErr w:type="gramStart"/>
+      <w:r>
+        <w:rPr>
+          <w:rFonts w:ascii="Times New Roman" w:hAnsi="Times New Roman" w:cs="Times New Roman"/>
+        </w:rPr>
+        <w:t>реестра требований кредиторов должника задолженности</w:t>
+      </w:r>
+      <w:proofErr w:type="gramEnd"/>
+      <w:r>
+        <w:rPr>
+          <w:rFonts w:ascii="Times New Roman" w:hAnsi="Times New Roman" w:cs="Times New Roman"/>
+        </w:rPr>
+        <w:t xml:space="preserve"> в размере  [12] руб., из которых: основной долг в размере [13] руб., просроченные проценты в размере  [14] руб., неустойка в размере  [15]руб.</w:t>
       </w:r>
     </w:p>
     <w:p>
@@ -616,15 +635,7 @@
         <w:rPr>
           <w:rFonts w:ascii="Times New Roman" w:eastAsia="Times New Roman" w:hAnsi="Times New Roman" w:cs="Times New Roman"/>
         </w:rPr>
-        <w:t>[18</w:t>
-      </w:r>
-      <w:bookmarkStart w:id="0" w:name="_GoBack"/>
-      <w:bookmarkEnd w:id="0"/>
-      <w:r>
-        <w:rPr>
-          <w:rFonts w:ascii="Times New Roman" w:eastAsia="Times New Roman" w:hAnsi="Times New Roman" w:cs="Times New Roman"/>
-        </w:rPr>
-        <w:t>]</w:t>
+        <w:t>[18]</w:t>
       </w:r>
       <w:r>
         <w:rPr>
@@ -734,8 +745,14 @@
         <w:rPr>
           <w:rFonts w:ascii="Times New Roman" w:eastAsia="Times New Roman" w:hAnsi="Times New Roman" w:cs="Times New Roman"/>
         </w:rPr>
+        <w:t xml:space="preserve">В соответствие со статьей 127 Арбитражного процессуального кодекса Российской Федерации лицам, участвующим в деле, сообщается следующая информация: официальный сайт </w:t>
+      </w:r>
+      <w:r>
+        <w:rPr>
+          <w:rFonts w:ascii="Times New Roman" w:eastAsia="Times New Roman" w:hAnsi="Times New Roman" w:cs="Times New Roman"/>
+        </w:rPr>
         <w:lastRenderedPageBreak/>
-        <w:t>В соответствие со статьей 127 Арбитражного процессуального кодекса Российской Федерации лицам, участвующим в деле, сообщается следующая информация: официальный сайт Арбитражного суда Ростовской области: http://rostov.arbitr.ru, адрес электронной почты суда: (e-</w:t>
+        <w:t>Арбитражного суда Ростовской области: http://rostov.arbitr.ru, адрес электронной почты суда: (e-</w:t>
       </w:r>
       <w:proofErr w:type="spellStart"/>
       <w:r>
@@ -757,6 +774,9 @@
         <w:ind w:firstLine="720"/>
         <w:contextualSpacing/>
         <w:jc w:val="both"/>
+        <w:rPr>
+          <w:rFonts w:ascii="Times New Roman" w:hAnsi="Times New Roman" w:cs="Times New Roman"/>
+        </w:rPr>
       </w:pPr>
       <w:r>
         <w:rPr>

--- a/Templates/шаблоны актов без залогов/физ реализация ВКЛ в РТК/Реализация принятие РТК.docx
+++ b/Templates/шаблоны актов без залогов/физ реализация ВКЛ в РТК/Реализация принятие РТК.docx
@@ -507,7 +507,7 @@
         <w:rPr>
           <w:rFonts w:ascii="Times New Roman" w:hAnsi="Times New Roman" w:cs="Times New Roman"/>
         </w:rPr>
-        <w:t xml:space="preserve"> в размере  [12] руб., из которых: основной долг в размере [13] руб., просроченные проценты в размере  [14] руб., неустойка в размере  [15]руб.</w:t>
+        <w:t xml:space="preserve"> в размере  [12] руб., из которых: основной долг в размере [13] руб., просроченные проценты в размере  [14] руб., неустойка в размере  [15] руб.</w:t>
       </w:r>
     </w:p>
     <w:p>
